--- a/tools/procuracao/modelo_procuracao_declaracao.docx
+++ b/tools/procuracao/modelo_procuracao_declaracao.docx
@@ -252,6 +252,7 @@
     </w:p>
     <w:p>
       <w:pPr>
+        <w:pageBreakBefore/>
         <w:spacing w:after="121" w:line="259" w:lineRule="auto"/>
         <w:ind w:left="225" w:right="2" w:hanging="10"/>
         <w:jc w:val="center"/>
